--- a/output/s210/guides/IAN_DAILY_OPS_PLAYBOOK.docx
+++ b/output/s210/guides/IAN_DAILY_OPS_PLAYBOOK.docx
@@ -1238,7 +1238,22 @@
           <w:rFonts w:ascii="Calibri" w:hAnsi="Calibri"/>
           <w:sz w:val="22"/>
         </w:rPr>
-        <w:t>Each row = a supplier uploaded an SI that didn't auto-match to a delivery receipt. Reasons are usually:</w:t>
+        <w:t xml:space="preserve">Each row = a supplier uploaded an SI that didn't auto-match to a delivery receipt. The </w:t>
+      </w:r>
+      <w:r>
+        <w:rPr>
+          <w:rFonts w:ascii="Consolas" w:hAnsi="Consolas"/>
+          <w:color w:val="04400A"/>
+          <w:sz w:val="20"/>
+        </w:rPr>
+        <w:t>Warehouse</w:t>
+      </w:r>
+      <w:r>
+        <w:rPr>
+          <w:rFonts w:ascii="Calibri" w:hAnsi="Calibri"/>
+          <w:sz w:val="22"/>
+        </w:rPr>
+        <w:t xml:space="preserve"> column tells you which 3PL to chase first. Reasons are usually:</w:t>
       </w:r>
     </w:p>
     <w:p>
@@ -1272,7 +1287,7 @@
           <w:rFonts w:ascii="Calibri" w:hAnsi="Calibri"/>
           <w:sz w:val="22"/>
         </w:rPr>
-        <w:t>unmatched after 30 min, investigate</w:t>
+        <w:t>unmatched after 30 min, investigate (check the matching 3PL sheet by Warehouse)</w:t>
       </w:r>
     </w:p>
     <w:p>
